--- a/fixtures/phase3/writer_table_regression_smoke.docx
+++ b/fixtures/phase3/writer_table_regression_smoke.docx
@@ -436,7 +436,7 @@
     <w:lsdException w:uiPriority="99" w:name="endnote reference"/>
     <w:lsdException w:uiPriority="99" w:name="endnote text"/>
     <w:lsdException w:uiPriority="99" w:name="table of authorities"/>
-    <w:lsdException w:uiPriority="99" w:semiHidden="0" w:name="macro"/>
+    <w:lsdException w:qFormat="1" w:uiPriority="99" w:semiHidden="0" w:name="macro"/>
     <w:lsdException w:uiPriority="99" w:name="toa heading"/>
     <w:lsdException w:uiPriority="99" w:semiHidden="0" w:name="List"/>
     <w:lsdException w:uiPriority="99" w:semiHidden="0" w:name="List Bullet"/>
@@ -599,7 +599,7 @@
     <w:lsdException w:unhideWhenUsed="0" w:uiPriority="69" w:semiHidden="0" w:name="Medium Grid 3 Accent 3"/>
     <w:lsdException w:unhideWhenUsed="0" w:uiPriority="70" w:semiHidden="0" w:name="Dark List Accent 3"/>
     <w:lsdException w:unhideWhenUsed="0" w:uiPriority="71" w:semiHidden="0" w:name="Colorful Shading Accent 3"/>
-    <w:lsdException w:qFormat="1" w:unhideWhenUsed="0" w:uiPriority="72" w:semiHidden="0" w:name="Colorful List Accent 3"/>
+    <w:lsdException w:unhideWhenUsed="0" w:uiPriority="72" w:semiHidden="0" w:name="Colorful List Accent 3"/>
     <w:lsdException w:unhideWhenUsed="0" w:uiPriority="73" w:semiHidden="0" w:name="Colorful Grid Accent 3"/>
     <w:lsdException w:qFormat="1" w:unhideWhenUsed="0" w:uiPriority="60" w:semiHidden="0" w:name="Light Shading Accent 4"/>
     <w:lsdException w:unhideWhenUsed="0" w:uiPriority="61" w:semiHidden="0" w:name="Light List Accent 4"/>
@@ -918,6 +918,7 @@
     <w:name w:val="macro"/>
     <w:link w:val="147"/>
     <w:unhideWhenUsed/>
+    <w:qFormat/>
     <w:uiPriority w:val="99"/>
     <w:pPr>
       <w:tabs>
@@ -11616,7 +11617,6 @@
   <w:style w:type="table" w:styleId="121">
     <w:name w:val="Colorful List Accent 3"/>
     <w:basedOn w:val="32"/>
-    <w:qFormat/>
     <w:uiPriority w:val="72"/>
     <w:pPr>
       <w:spacing w:after="0" w:line="240" w:lineRule="auto"/>

--- a/fixtures/phase3/writer_table_regression_smoke.docx
+++ b/fixtures/phase3/writer_table_regression_smoke.docx
@@ -28,14 +28,6 @@
         <w:gridCol w:w="2880"/>
       </w:tblGrid>
       <w:tr>
-        <w:tblPrEx>
-          <w:tblCellMar>
-            <w:top w:w="0" w:type="dxa"/>
-            <w:left w:w="108" w:type="dxa"/>
-            <w:bottom w:w="0" w:type="dxa"/>
-            <w:right w:w="108" w:type="dxa"/>
-          </w:tblCellMar>
-        </w:tblPrEx>
         <w:tc>
           <w:tcPr>
             <w:tcW w:w="2880" w:type="dxa"/>
@@ -436,10 +428,10 @@
     <w:lsdException w:uiPriority="99" w:name="endnote reference"/>
     <w:lsdException w:uiPriority="99" w:name="endnote text"/>
     <w:lsdException w:uiPriority="99" w:name="table of authorities"/>
-    <w:lsdException w:qFormat="1" w:uiPriority="99" w:semiHidden="0" w:name="macro"/>
+    <w:lsdException w:uiPriority="99" w:semiHidden="0" w:name="macro"/>
     <w:lsdException w:uiPriority="99" w:name="toa heading"/>
     <w:lsdException w:uiPriority="99" w:semiHidden="0" w:name="List"/>
-    <w:lsdException w:uiPriority="99" w:semiHidden="0" w:name="List Bullet"/>
+    <w:lsdException w:qFormat="1" w:uiPriority="99" w:semiHidden="0" w:name="List Bullet"/>
     <w:lsdException w:uiPriority="99" w:semiHidden="0" w:name="List Number"/>
     <w:lsdException w:uiPriority="99" w:semiHidden="0" w:name="List 2"/>
     <w:lsdException w:uiPriority="99" w:semiHidden="0" w:name="List 3"/>
@@ -918,7 +910,6 @@
     <w:name w:val="macro"/>
     <w:link w:val="147"/>
     <w:unhideWhenUsed/>
-    <w:qFormat/>
     <w:uiPriority w:val="99"/>
     <w:pPr>
       <w:tabs>
@@ -1003,6 +994,7 @@
     <w:name w:val="List Bullet"/>
     <w:basedOn w:val="1"/>
     <w:unhideWhenUsed/>
+    <w:qFormat/>
     <w:uiPriority w:val="99"/>
     <w:pPr>
       <w:numPr>
